--- a/Paola Griselda/P2/IA_II_Notas Segundo Parcial_V2.docx
+++ b/Paola Griselda/P2/IA_II_Notas Segundo Parcial_V2.docx
@@ -8,8 +8,6 @@
           <w:lang w:val="es-ES"/>
         </w:rPr>
       </w:pPr>
-      <w:bookmarkStart w:id="0" w:name="_GoBack"/>
-      <w:bookmarkEnd w:id="0"/>
       <w:proofErr w:type="spellStart"/>
       <w:r>
         <w:rPr>
@@ -2994,13 +2992,1450 @@
     <w:p>
       <w:pPr>
         <w:ind w:left="708" w:hanging="708"/>
-        <w:rPr>
-          <w:lang w:val="es-ES"/>
-        </w:rPr>
       </w:pPr>
       <w:r>
         <w:t xml:space="preserve">El b cierra la demostración con un </w:t>
       </w:r>
+    </w:p>
+    <w:p>
+      <w:pPr>
+        <w:ind w:left="708" w:hanging="708"/>
+        <w:rPr>
+          <w:lang w:val="es-ES"/>
+        </w:rPr>
+      </w:pPr>
+    </w:p>
+    <w:p>
+      <w:pPr>
+        <w:ind w:left="708" w:hanging="708"/>
+        <w:rPr>
+          <w:lang w:val="es-ES"/>
+        </w:rPr>
+      </w:pPr>
+      <w:r>
+        <w:rPr>
+          <w:lang w:val="es-ES"/>
+        </w:rPr>
+        <w:t>(*queremos encontrar un *)</w:t>
+      </w:r>
+    </w:p>
+    <w:p>
+      <w:pPr>
+        <w:ind w:left="708" w:hanging="708"/>
+        <w:rPr>
+          <w:lang w:val="es-ES"/>
+        </w:rPr>
+      </w:pPr>
+      <w:proofErr w:type="spellStart"/>
+      <w:r>
+        <w:rPr>
+          <w:lang w:val="es-ES"/>
+        </w:rPr>
+        <w:t>lemma</w:t>
+      </w:r>
+      <w:proofErr w:type="spellEnd"/>
+      <w:r>
+        <w:rPr>
+          <w:lang w:val="es-ES"/>
+        </w:rPr>
+        <w:t xml:space="preserve"> "</w:t>
+      </w:r>
+      <w:r>
+        <w:rPr>
+          <w:rFonts w:ascii="Cambria Math" w:hAnsi="Cambria Math" w:cs="Cambria Math"/>
+          <w:lang w:val="es-ES"/>
+        </w:rPr>
+        <w:t>∃</w:t>
+      </w:r>
+      <w:r>
+        <w:rPr>
+          <w:lang w:val="es-ES"/>
+        </w:rPr>
+        <w:t>a b (</w:t>
+      </w:r>
+      <w:proofErr w:type="gramStart"/>
+      <w:r>
+        <w:rPr>
+          <w:lang w:val="es-ES"/>
+        </w:rPr>
+        <w:t>c::</w:t>
+      </w:r>
+      <w:proofErr w:type="spellStart"/>
+      <w:proofErr w:type="gramEnd"/>
+      <w:r>
+        <w:rPr>
+          <w:lang w:val="es-ES"/>
+        </w:rPr>
+        <w:t>int</w:t>
+      </w:r>
+      <w:proofErr w:type="spellEnd"/>
+      <w:r>
+        <w:rPr>
+          <w:lang w:val="es-ES"/>
+        </w:rPr>
+        <w:t>). a^2 + b^2 = c^2"</w:t>
+      </w:r>
+    </w:p>
+    <w:p>
+      <w:pPr>
+        <w:ind w:left="708" w:hanging="708"/>
+        <w:rPr>
+          <w:lang w:val="es-ES"/>
+        </w:rPr>
+      </w:pPr>
+      <w:r>
+        <w:rPr>
+          <w:lang w:val="es-ES"/>
+        </w:rPr>
+        <w:t xml:space="preserve">  </w:t>
+      </w:r>
+      <w:proofErr w:type="spellStart"/>
+      <w:proofErr w:type="gramStart"/>
+      <w:r>
+        <w:rPr>
+          <w:lang w:val="es-ES"/>
+        </w:rPr>
+        <w:t>apply</w:t>
+      </w:r>
+      <w:proofErr w:type="spellEnd"/>
+      <w:r>
+        <w:rPr>
+          <w:lang w:val="es-ES"/>
+        </w:rPr>
+        <w:t>(</w:t>
+      </w:r>
+      <w:proofErr w:type="gramEnd"/>
+      <w:r>
+        <w:rPr>
+          <w:lang w:val="es-ES"/>
+        </w:rPr>
+        <w:t xml:space="preserve">rule </w:t>
+      </w:r>
+      <w:proofErr w:type="spellStart"/>
+      <w:r>
+        <w:rPr>
+          <w:lang w:val="es-ES"/>
+        </w:rPr>
+        <w:t>exE</w:t>
+      </w:r>
+      <w:proofErr w:type="spellEnd"/>
+      <w:r>
+        <w:rPr>
+          <w:lang w:val="es-ES"/>
+        </w:rPr>
+        <w:t xml:space="preserve"> </w:t>
+      </w:r>
+      <w:proofErr w:type="spellStart"/>
+      <w:r>
+        <w:rPr>
+          <w:lang w:val="es-ES"/>
+        </w:rPr>
+        <w:t>of</w:t>
+      </w:r>
+      <w:proofErr w:type="spellEnd"/>
+      <w:r>
+        <w:rPr>
+          <w:lang w:val="es-ES"/>
+        </w:rPr>
+        <w:t xml:space="preserve"> a="3")</w:t>
+      </w:r>
+    </w:p>
+    <w:p>
+      <w:pPr>
+        <w:ind w:left="708" w:hanging="708"/>
+        <w:rPr>
+          <w:lang w:val="es-ES"/>
+        </w:rPr>
+      </w:pPr>
+      <w:r>
+        <w:rPr>
+          <w:lang w:val="es-ES"/>
+        </w:rPr>
+        <w:t xml:space="preserve"> TAREA </w:t>
+      </w:r>
+      <w:proofErr w:type="gramStart"/>
+      <w:r>
+        <w:rPr>
+          <w:lang w:val="es-ES"/>
+        </w:rPr>
+        <w:t>DEMOSTRA  A</w:t>
+      </w:r>
+      <w:proofErr w:type="gramEnd"/>
+      <w:r>
+        <w:rPr>
+          <w:lang w:val="es-ES"/>
+        </w:rPr>
+        <w:t>=3, B4 Y C5 ES UNA SOLUCIÓN</w:t>
+      </w:r>
+    </w:p>
+    <w:p>
+      <w:pPr>
+        <w:ind w:left="708" w:hanging="708"/>
+        <w:jc w:val="right"/>
+        <w:rPr>
+          <w:lang w:val="es-ES"/>
+        </w:rPr>
+      </w:pPr>
+      <w:r>
+        <w:rPr>
+          <w:lang w:val="es-ES"/>
+        </w:rPr>
+        <w:lastRenderedPageBreak/>
+        <w:t xml:space="preserve">Lunes 23 de </w:t>
+      </w:r>
+      <w:proofErr w:type="gramStart"/>
+      <w:r>
+        <w:rPr>
+          <w:lang w:val="es-ES"/>
+        </w:rPr>
+        <w:t>Marzo</w:t>
+      </w:r>
+      <w:proofErr w:type="gramEnd"/>
+    </w:p>
+    <w:p>
+      <w:pPr>
+        <w:ind w:left="708" w:hanging="708"/>
+        <w:rPr>
+          <w:lang w:val="es-ES"/>
+        </w:rPr>
+      </w:pPr>
+      <w:proofErr w:type="spellStart"/>
+      <w:r>
+        <w:rPr>
+          <w:lang w:val="es-ES"/>
+        </w:rPr>
+        <w:t>Examenes</w:t>
+      </w:r>
+      <w:proofErr w:type="spellEnd"/>
+      <w:r>
+        <w:rPr>
+          <w:lang w:val="es-ES"/>
+        </w:rPr>
+        <w:t xml:space="preserve">: </w:t>
+      </w:r>
+    </w:p>
+    <w:p>
+      <w:pPr>
+        <w:pStyle w:val="Prrafodelista"/>
+        <w:numPr>
+          <w:ilvl w:val="0"/>
+          <w:numId w:val="4"/>
+        </w:numPr>
+        <w:rPr>
+          <w:lang w:val="es-ES"/>
+        </w:rPr>
+      </w:pPr>
+      <w:r>
+        <w:rPr>
+          <w:lang w:val="es-ES"/>
+        </w:rPr>
+        <w:t>Definiciones</w:t>
+      </w:r>
+    </w:p>
+    <w:p>
+      <w:pPr>
+        <w:pStyle w:val="Prrafodelista"/>
+        <w:numPr>
+          <w:ilvl w:val="0"/>
+          <w:numId w:val="4"/>
+        </w:numPr>
+        <w:rPr>
+          <w:lang w:val="es-ES"/>
+        </w:rPr>
+      </w:pPr>
+      <w:r>
+        <w:rPr>
+          <w:lang w:val="es-ES"/>
+        </w:rPr>
+        <w:t xml:space="preserve">Demostraciones </w:t>
+      </w:r>
+    </w:p>
+    <w:p>
+      <w:pPr>
+        <w:rPr>
+          <w:lang w:val="es-ES"/>
+        </w:rPr>
+      </w:pPr>
+    </w:p>
+    <w:p>
+      <w:pPr>
+        <w:rPr>
+          <w:lang w:val="es-ES"/>
+        </w:rPr>
+      </w:pPr>
+      <w:r>
+        <w:rPr>
+          <w:lang w:val="es-ES"/>
+        </w:rPr>
+        <w:t xml:space="preserve">Demostración </w:t>
+      </w:r>
+    </w:p>
+    <w:p>
+      <w:pPr>
+        <w:rPr>
+          <w:lang w:val="es-ES"/>
+        </w:rPr>
+      </w:pPr>
+      <w:r>
+        <w:rPr>
+          <w:lang w:val="es-ES"/>
+        </w:rPr>
+        <w:t>(*Si queremos probar que la suma de x y es = a suma y x*)</w:t>
+      </w:r>
+    </w:p>
+    <w:p>
+      <w:pPr>
+        <w:rPr>
+          <w:lang w:val="es-ES"/>
+        </w:rPr>
+      </w:pPr>
+      <w:proofErr w:type="spellStart"/>
+      <w:r>
+        <w:rPr>
+          <w:lang w:val="es-ES"/>
+        </w:rPr>
+        <w:t>lemma</w:t>
+      </w:r>
+      <w:proofErr w:type="spellEnd"/>
+      <w:r>
+        <w:rPr>
+          <w:lang w:val="es-ES"/>
+        </w:rPr>
+        <w:t xml:space="preserve"> "suma x y = suma y x"</w:t>
+      </w:r>
+    </w:p>
+    <w:p>
+      <w:pPr>
+        <w:rPr>
+          <w:lang w:val="es-ES"/>
+        </w:rPr>
+      </w:pPr>
+      <w:proofErr w:type="spellStart"/>
+      <w:r>
+        <w:rPr>
+          <w:lang w:val="es-ES"/>
+        </w:rPr>
+        <w:t>proof</w:t>
+      </w:r>
+      <w:proofErr w:type="spellEnd"/>
+      <w:r>
+        <w:rPr>
+          <w:lang w:val="es-ES"/>
+        </w:rPr>
+        <w:t xml:space="preserve"> -</w:t>
+      </w:r>
+    </w:p>
+    <w:p>
+      <w:pPr>
+        <w:rPr>
+          <w:lang w:val="es-ES"/>
+        </w:rPr>
+      </w:pPr>
+      <w:r>
+        <w:rPr>
+          <w:lang w:val="es-ES"/>
+        </w:rPr>
+        <w:t xml:space="preserve">  </w:t>
+      </w:r>
+      <w:proofErr w:type="spellStart"/>
+      <w:r>
+        <w:rPr>
+          <w:lang w:val="es-ES"/>
+        </w:rPr>
+        <w:t>have</w:t>
+      </w:r>
+      <w:proofErr w:type="spellEnd"/>
+      <w:r>
+        <w:rPr>
+          <w:lang w:val="es-ES"/>
+        </w:rPr>
+        <w:t xml:space="preserve"> "suma y (</w:t>
+      </w:r>
+      <w:proofErr w:type="spellStart"/>
+      <w:r>
+        <w:rPr>
+          <w:lang w:val="es-ES"/>
+        </w:rPr>
+        <w:t>suc</w:t>
+      </w:r>
+      <w:proofErr w:type="spellEnd"/>
+      <w:r>
+        <w:rPr>
+          <w:lang w:val="es-ES"/>
+        </w:rPr>
+        <w:t xml:space="preserve"> x) = </w:t>
+      </w:r>
+      <w:proofErr w:type="spellStart"/>
+      <w:r>
+        <w:rPr>
+          <w:lang w:val="es-ES"/>
+        </w:rPr>
+        <w:t>suc</w:t>
+      </w:r>
+      <w:proofErr w:type="spellEnd"/>
+      <w:r>
+        <w:rPr>
+          <w:lang w:val="es-ES"/>
+        </w:rPr>
+        <w:t xml:space="preserve"> (suma y x)"</w:t>
+      </w:r>
+    </w:p>
+    <w:p>
+      <w:pPr>
+        <w:rPr>
+          <w:lang w:val="es-ES"/>
+        </w:rPr>
+      </w:pPr>
+      <w:r>
+        <w:rPr>
+          <w:lang w:val="es-ES"/>
+        </w:rPr>
+        <w:t xml:space="preserve">    </w:t>
+      </w:r>
+      <w:proofErr w:type="spellStart"/>
+      <w:r>
+        <w:rPr>
+          <w:lang w:val="es-ES"/>
+        </w:rPr>
+        <w:t>have</w:t>
+      </w:r>
+      <w:proofErr w:type="spellEnd"/>
+    </w:p>
+    <w:p>
+      <w:pPr>
+        <w:rPr>
+          <w:lang w:val="es-ES"/>
+        </w:rPr>
+      </w:pPr>
+    </w:p>
+    <w:p>
+      <w:pPr>
+        <w:rPr>
+          <w:lang w:val="es-ES"/>
+        </w:rPr>
+      </w:pPr>
+      <w:r>
+        <w:rPr>
+          <w:lang w:val="es-ES"/>
+        </w:rPr>
+        <w:t xml:space="preserve">Si alguna demostración </w:t>
+      </w:r>
+      <w:proofErr w:type="spellStart"/>
+      <w:r>
+        <w:rPr>
+          <w:lang w:val="es-ES"/>
+        </w:rPr>
+        <w:t>automtizada</w:t>
+      </w:r>
+      <w:proofErr w:type="spellEnd"/>
+      <w:r>
+        <w:rPr>
+          <w:lang w:val="es-ES"/>
+        </w:rPr>
+        <w:t xml:space="preserve"> falla (auto, </w:t>
+      </w:r>
+      <w:proofErr w:type="spellStart"/>
+      <w:r>
+        <w:rPr>
+          <w:lang w:val="es-ES"/>
+        </w:rPr>
+        <w:t>simp</w:t>
+      </w:r>
+      <w:proofErr w:type="spellEnd"/>
+      <w:r>
+        <w:rPr>
+          <w:lang w:val="es-ES"/>
+        </w:rPr>
+        <w:t xml:space="preserve">, </w:t>
+      </w:r>
+      <w:proofErr w:type="spellStart"/>
+      <w:r>
+        <w:rPr>
+          <w:lang w:val="es-ES"/>
+        </w:rPr>
+        <w:t>blast</w:t>
+      </w:r>
+      <w:proofErr w:type="spellEnd"/>
+      <w:r>
+        <w:rPr>
+          <w:lang w:val="es-ES"/>
+        </w:rPr>
+        <w:t xml:space="preserve">, </w:t>
+      </w:r>
+      <w:proofErr w:type="spellStart"/>
+      <w:r>
+        <w:rPr>
+          <w:lang w:val="es-ES"/>
+        </w:rPr>
+        <w:t>etc</w:t>
+      </w:r>
+      <w:proofErr w:type="spellEnd"/>
+      <w:r>
+        <w:rPr>
+          <w:lang w:val="es-ES"/>
+        </w:rPr>
+        <w:t xml:space="preserve">), es decir, </w:t>
+      </w:r>
+      <w:proofErr w:type="gramStart"/>
+      <w:r>
+        <w:rPr>
+          <w:lang w:val="es-ES"/>
+        </w:rPr>
+        <w:t>el métodos</w:t>
+      </w:r>
+      <w:proofErr w:type="gramEnd"/>
+      <w:r>
+        <w:rPr>
+          <w:lang w:val="es-ES"/>
+        </w:rPr>
+        <w:t xml:space="preserve"> </w:t>
+      </w:r>
+      <w:proofErr w:type="spellStart"/>
+      <w:r>
+        <w:rPr>
+          <w:lang w:val="es-ES"/>
+        </w:rPr>
+        <w:t>automaticco</w:t>
+      </w:r>
+      <w:proofErr w:type="spellEnd"/>
+      <w:r>
+        <w:rPr>
+          <w:lang w:val="es-ES"/>
+        </w:rPr>
+        <w:t xml:space="preserve"> </w:t>
+      </w:r>
+    </w:p>
+    <w:p>
+      <w:pPr>
+        <w:rPr>
+          <w:lang w:val="es-ES"/>
+        </w:rPr>
+      </w:pPr>
+    </w:p>
+    <w:p>
+      <w:pPr>
+        <w:rPr>
+          <w:lang w:val="es-ES"/>
+        </w:rPr>
+      </w:pPr>
+      <w:proofErr w:type="spellStart"/>
+      <w:r>
+        <w:rPr>
+          <w:lang w:val="es-ES"/>
+        </w:rPr>
+        <w:t>Metavariable</w:t>
+      </w:r>
+      <w:proofErr w:type="spellEnd"/>
+      <w:r>
+        <w:rPr>
+          <w:lang w:val="es-ES"/>
+        </w:rPr>
+        <w:t>: Una variable que puede ser instanciada con un valor</w:t>
+      </w:r>
+    </w:p>
+    <w:p>
+      <w:pPr>
+        <w:rPr>
+          <w:lang w:val="es-ES"/>
+        </w:rPr>
+      </w:pPr>
+      <w:proofErr w:type="spellStart"/>
+      <w:r>
+        <w:rPr>
+          <w:lang w:val="es-ES"/>
+        </w:rPr>
+        <w:t>Metavariable</w:t>
+      </w:r>
+      <w:proofErr w:type="spellEnd"/>
+      <w:r>
+        <w:rPr>
+          <w:lang w:val="es-ES"/>
+        </w:rPr>
+        <w:t xml:space="preserve"> x=”3”</w:t>
+      </w:r>
+    </w:p>
+    <w:p>
+      <w:pPr>
+        <w:rPr>
+          <w:lang w:val="es-ES"/>
+        </w:rPr>
+      </w:pPr>
+    </w:p>
+    <w:p>
+      <w:pPr>
+        <w:rPr>
+          <w:b/>
+          <w:lang w:val="es-ES"/>
+        </w:rPr>
+      </w:pPr>
+      <w:proofErr w:type="spellStart"/>
+      <w:r>
+        <w:rPr>
+          <w:lang w:val="es-ES"/>
+        </w:rPr>
+        <w:t>Ausme</w:t>
+      </w:r>
+      <w:proofErr w:type="spellEnd"/>
+      <w:r>
+        <w:rPr>
+          <w:lang w:val="es-ES"/>
+        </w:rPr>
+        <w:t xml:space="preserve"> que P es verdadero y que Q es </w:t>
+      </w:r>
+      <w:proofErr w:type="spellStart"/>
+      <w:r>
+        <w:rPr>
+          <w:lang w:val="es-ES"/>
+        </w:rPr>
+        <w:t>verdaderi</w:t>
+      </w:r>
+      <w:proofErr w:type="spellEnd"/>
+      <w:r>
+        <w:rPr>
+          <w:lang w:val="es-ES"/>
+        </w:rPr>
+        <w:t xml:space="preserve"> por lo tanto </w:t>
+      </w:r>
+      <w:r>
+        <w:rPr>
+          <w:b/>
+          <w:lang w:val="es-ES"/>
+        </w:rPr>
+        <w:t xml:space="preserve">P y Q </w:t>
+      </w:r>
+      <w:proofErr w:type="spellStart"/>
+      <w:r>
+        <w:rPr>
+          <w:b/>
+          <w:lang w:val="es-ES"/>
+        </w:rPr>
+        <w:t>ses</w:t>
+      </w:r>
+      <w:proofErr w:type="spellEnd"/>
+      <w:r>
+        <w:rPr>
+          <w:b/>
+          <w:lang w:val="es-ES"/>
+        </w:rPr>
+        <w:t xml:space="preserve"> verdadero</w:t>
+      </w:r>
+    </w:p>
+    <w:p>
+      <w:pPr>
+        <w:rPr>
+          <w:lang w:val="es-ES"/>
+        </w:rPr>
+      </w:pPr>
+      <w:proofErr w:type="spellStart"/>
+      <w:r>
+        <w:rPr>
+          <w:lang w:val="es-ES"/>
+        </w:rPr>
+        <w:t>thm</w:t>
+      </w:r>
+      <w:proofErr w:type="spellEnd"/>
+      <w:r>
+        <w:rPr>
+          <w:lang w:val="es-ES"/>
+        </w:rPr>
+        <w:t xml:space="preserve"> </w:t>
+      </w:r>
+      <w:proofErr w:type="spellStart"/>
+      <w:r>
+        <w:rPr>
+          <w:lang w:val="es-ES"/>
+        </w:rPr>
+        <w:t>exI</w:t>
+      </w:r>
+      <w:proofErr w:type="spellEnd"/>
+    </w:p>
+    <w:p>
+      <w:pPr>
+        <w:rPr>
+          <w:lang w:val="es-ES"/>
+        </w:rPr>
+      </w:pPr>
+      <w:proofErr w:type="spellStart"/>
+      <w:r>
+        <w:rPr>
+          <w:lang w:val="es-ES"/>
+        </w:rPr>
+        <w:t>thm</w:t>
+      </w:r>
+      <w:proofErr w:type="spellEnd"/>
+      <w:r>
+        <w:rPr>
+          <w:lang w:val="es-ES"/>
+        </w:rPr>
+        <w:t xml:space="preserve"> </w:t>
+      </w:r>
+      <w:proofErr w:type="spellStart"/>
+      <w:r>
+        <w:rPr>
+          <w:lang w:val="es-ES"/>
+        </w:rPr>
+        <w:t>conjI</w:t>
+      </w:r>
+      <w:proofErr w:type="spellEnd"/>
+    </w:p>
+    <w:p>
+      <w:pPr>
+        <w:rPr>
+          <w:lang w:val="es-ES"/>
+        </w:rPr>
+      </w:pPr>
+      <w:proofErr w:type="spellStart"/>
+      <w:r>
+        <w:rPr>
+          <w:lang w:val="es-ES"/>
+        </w:rPr>
+        <w:t>thm</w:t>
+      </w:r>
+      <w:proofErr w:type="spellEnd"/>
+      <w:r>
+        <w:rPr>
+          <w:lang w:val="es-ES"/>
+        </w:rPr>
+        <w:t xml:space="preserve"> </w:t>
+      </w:r>
+      <w:proofErr w:type="spellStart"/>
+      <w:proofErr w:type="gramStart"/>
+      <w:r>
+        <w:rPr>
+          <w:lang w:val="es-ES"/>
+        </w:rPr>
+        <w:t>conjI</w:t>
+      </w:r>
+      <w:proofErr w:type="spellEnd"/>
+      <w:r>
+        <w:rPr>
+          <w:lang w:val="es-ES"/>
+        </w:rPr>
+        <w:t>[</w:t>
+      </w:r>
+      <w:proofErr w:type="spellStart"/>
+      <w:proofErr w:type="gramEnd"/>
+      <w:r>
+        <w:rPr>
+          <w:lang w:val="es-ES"/>
+        </w:rPr>
+        <w:t>of</w:t>
+      </w:r>
+      <w:proofErr w:type="spellEnd"/>
+      <w:r>
+        <w:rPr>
+          <w:lang w:val="es-ES"/>
+        </w:rPr>
+        <w:t xml:space="preserve"> </w:t>
+      </w:r>
+      <w:r>
+        <w:rPr>
+          <w:b/>
+          <w:lang w:val="es-ES"/>
+        </w:rPr>
+        <w:t>"a=b"</w:t>
+      </w:r>
+      <w:r>
+        <w:rPr>
+          <w:lang w:val="es-ES"/>
+        </w:rPr>
+        <w:t xml:space="preserve"> "False"] (*es necesario asignar "a=b" valor con el tipo correcto*)</w:t>
+      </w:r>
+    </w:p>
+    <w:p>
+      <w:pPr>
+        <w:rPr>
+          <w:lang w:val="es-ES"/>
+        </w:rPr>
+      </w:pPr>
+    </w:p>
+    <w:p>
+      <w:pPr>
+        <w:rPr>
+          <w:lang w:val="es-ES"/>
+        </w:rPr>
+      </w:pPr>
+      <w:r>
+        <w:rPr>
+          <w:lang w:val="es-ES"/>
+        </w:rPr>
+        <w:t xml:space="preserve">El método rule aplica reglas de inferencia, </w:t>
+      </w:r>
+    </w:p>
+    <w:p>
+      <w:pPr>
+        <w:rPr>
+          <w:lang w:val="es-ES"/>
+        </w:rPr>
+      </w:pPr>
+      <w:proofErr w:type="spellStart"/>
+      <w:r>
+        <w:rPr>
+          <w:lang w:val="es-ES"/>
+        </w:rPr>
+        <w:t>Rule_tac</w:t>
+      </w:r>
+      <w:proofErr w:type="spellEnd"/>
+      <w:r>
+        <w:rPr>
+          <w:lang w:val="es-ES"/>
+        </w:rPr>
+        <w:t xml:space="preserve"> da </w:t>
+      </w:r>
+      <w:proofErr w:type="spellStart"/>
+      <w:r>
+        <w:rPr>
+          <w:lang w:val="es-ES"/>
+        </w:rPr>
+        <w:t>oprotuniad</w:t>
+      </w:r>
+      <w:proofErr w:type="spellEnd"/>
+      <w:r>
+        <w:rPr>
+          <w:lang w:val="es-ES"/>
+        </w:rPr>
+        <w:t xml:space="preserve"> de instanciar variables</w:t>
+      </w:r>
+    </w:p>
+    <w:p>
+      <w:pPr>
+        <w:rPr>
+          <w:lang w:val="es-ES"/>
+        </w:rPr>
+      </w:pPr>
+      <w:r>
+        <w:rPr>
+          <w:b/>
+          <w:lang w:val="es-ES"/>
+        </w:rPr>
+        <w:t xml:space="preserve">Las reglas de inferencia se aplican de </w:t>
+      </w:r>
+      <w:proofErr w:type="spellStart"/>
+      <w:r>
+        <w:rPr>
+          <w:b/>
+          <w:lang w:val="es-ES"/>
+        </w:rPr>
+        <w:t>aedlante</w:t>
+      </w:r>
+      <w:proofErr w:type="spellEnd"/>
+      <w:r>
+        <w:rPr>
+          <w:b/>
+          <w:lang w:val="es-ES"/>
+        </w:rPr>
+        <w:t xml:space="preserve"> hacia atrás</w:t>
+      </w:r>
+      <w:r>
+        <w:rPr>
+          <w:lang w:val="es-ES"/>
+        </w:rPr>
+        <w:t xml:space="preserve">, hasta que lleguen a un </w:t>
+      </w:r>
+      <w:proofErr w:type="spellStart"/>
+      <w:r>
+        <w:rPr>
+          <w:lang w:val="es-ES"/>
+        </w:rPr>
+        <w:t>lemma</w:t>
+      </w:r>
+      <w:proofErr w:type="spellEnd"/>
+      <w:r>
+        <w:rPr>
+          <w:lang w:val="es-ES"/>
+        </w:rPr>
+        <w:t xml:space="preserve"> o acciones por probar</w:t>
+      </w:r>
+    </w:p>
+    <w:p>
+      <w:pPr>
+        <w:rPr>
+          <w:lang w:val="es-ES"/>
+        </w:rPr>
+      </w:pPr>
+      <w:r>
+        <w:rPr>
+          <w:lang w:val="es-ES"/>
+        </w:rPr>
+        <w:drawing>
+          <wp:inline distT="0" distB="0" distL="0" distR="0" wp14:anchorId="2723D13A" wp14:editId="56469181">
+            <wp:extent cx="943107" cy="276264"/>
+            <wp:effectExtent l="0" t="0" r="0" b="9525"/>
+            <wp:docPr id="10" name="Imagen 10"/>
+            <wp:cNvGraphicFramePr>
+              <a:graphicFrameLocks xmlns:a="http://schemas.openxmlformats.org/drawingml/2006/main" noChangeAspect="1"/>
+            </wp:cNvGraphicFramePr>
+            <a:graphic xmlns:a="http://schemas.openxmlformats.org/drawingml/2006/main">
+              <a:graphicData uri="http://schemas.openxmlformats.org/drawingml/2006/picture">
+                <pic:pic xmlns:pic="http://schemas.openxmlformats.org/drawingml/2006/picture">
+                  <pic:nvPicPr>
+                    <pic:cNvPr id="1" name=""/>
+                    <pic:cNvPicPr/>
+                  </pic:nvPicPr>
+                  <pic:blipFill>
+                    <a:blip r:embed="rId13"/>
+                    <a:stretch>
+                      <a:fillRect/>
+                    </a:stretch>
+                  </pic:blipFill>
+                  <pic:spPr>
+                    <a:xfrm>
+                      <a:off x="0" y="0"/>
+                      <a:ext cx="943107" cy="276264"/>
+                    </a:xfrm>
+                    <a:prstGeom prst="rect">
+                      <a:avLst/>
+                    </a:prstGeom>
+                  </pic:spPr>
+                </pic:pic>
+              </a:graphicData>
+            </a:graphic>
+          </wp:inline>
+        </w:drawing>
+      </w:r>
+    </w:p>
+    <w:p>
+      <w:pPr>
+        <w:rPr>
+          <w:lang w:val="es-ES"/>
+        </w:rPr>
+      </w:pPr>
+      <w:r>
+        <w:rPr>
+          <w:lang w:val="es-ES"/>
+        </w:rPr>
+        <w:drawing>
+          <wp:inline distT="0" distB="0" distL="0" distR="0" wp14:anchorId="218FFB62" wp14:editId="70159AAD">
+            <wp:extent cx="2191056" cy="609685"/>
+            <wp:effectExtent l="0" t="0" r="0" b="0"/>
+            <wp:docPr id="9" name="Imagen 9"/>
+            <wp:cNvGraphicFramePr>
+              <a:graphicFrameLocks xmlns:a="http://schemas.openxmlformats.org/drawingml/2006/main" noChangeAspect="1"/>
+            </wp:cNvGraphicFramePr>
+            <a:graphic xmlns:a="http://schemas.openxmlformats.org/drawingml/2006/main">
+              <a:graphicData uri="http://schemas.openxmlformats.org/drawingml/2006/picture">
+                <pic:pic xmlns:pic="http://schemas.openxmlformats.org/drawingml/2006/picture">
+                  <pic:nvPicPr>
+                    <pic:cNvPr id="1" name=""/>
+                    <pic:cNvPicPr/>
+                  </pic:nvPicPr>
+                  <pic:blipFill>
+                    <a:blip r:embed="rId14"/>
+                    <a:stretch>
+                      <a:fillRect/>
+                    </a:stretch>
+                  </pic:blipFill>
+                  <pic:spPr>
+                    <a:xfrm>
+                      <a:off x="0" y="0"/>
+                      <a:ext cx="2191056" cy="609685"/>
+                    </a:xfrm>
+                    <a:prstGeom prst="rect">
+                      <a:avLst/>
+                    </a:prstGeom>
+                  </pic:spPr>
+                </pic:pic>
+              </a:graphicData>
+            </a:graphic>
+          </wp:inline>
+        </w:drawing>
+      </w:r>
+    </w:p>
+    <w:p>
+      <w:pPr>
+        <w:pStyle w:val="Ttulo2"/>
+        <w:rPr>
+          <w:lang w:val="es-ES"/>
+        </w:rPr>
+      </w:pPr>
+      <w:r>
+        <w:rPr>
+          <w:lang w:val="es-ES"/>
+        </w:rPr>
+        <w:lastRenderedPageBreak/>
+        <w:t xml:space="preserve">Reglas de Introducción: introducen </w:t>
+      </w:r>
+      <w:proofErr w:type="spellStart"/>
+      <w:r>
+        <w:rPr>
+          <w:lang w:val="es-ES"/>
+        </w:rPr>
+        <w:t>el</w:t>
+      </w:r>
+      <w:proofErr w:type="spellEnd"/>
+      <w:r>
+        <w:rPr>
+          <w:lang w:val="es-ES"/>
+        </w:rPr>
+        <w:t xml:space="preserve"> un </w:t>
+      </w:r>
+      <w:proofErr w:type="spellStart"/>
+      <w:r>
+        <w:rPr>
+          <w:lang w:val="es-ES"/>
+        </w:rPr>
+        <w:t>simbolo</w:t>
+      </w:r>
+      <w:proofErr w:type="spellEnd"/>
+      <w:r>
+        <w:rPr>
+          <w:lang w:val="es-ES"/>
+        </w:rPr>
+        <w:t xml:space="preserve"> nuevo</w:t>
+      </w:r>
+    </w:p>
+    <w:p>
+      <w:pPr>
+        <w:rPr>
+          <w:lang w:val="es-ES"/>
+        </w:rPr>
+      </w:pPr>
+      <w:r>
+        <w:rPr>
+          <w:lang w:val="es-ES"/>
+        </w:rPr>
+        <w:t xml:space="preserve">Unifica la </w:t>
+      </w:r>
+      <w:proofErr w:type="spellStart"/>
+      <w:r>
+        <w:rPr>
+          <w:lang w:val="es-ES"/>
+        </w:rPr>
+        <w:t>conlusión</w:t>
+      </w:r>
+      <w:proofErr w:type="spellEnd"/>
+      <w:r>
+        <w:rPr>
+          <w:lang w:val="es-ES"/>
+        </w:rPr>
+        <w:t xml:space="preserve"> de la regla con la </w:t>
+      </w:r>
+      <w:proofErr w:type="spellStart"/>
+      <w:r>
+        <w:rPr>
+          <w:lang w:val="es-ES"/>
+        </w:rPr>
+        <w:t>conlusion</w:t>
+      </w:r>
+      <w:proofErr w:type="spellEnd"/>
+      <w:r>
+        <w:rPr>
+          <w:lang w:val="es-ES"/>
+        </w:rPr>
+        <w:t xml:space="preserve"> de la regla por probar </w:t>
+      </w:r>
+    </w:p>
+    <w:p>
+      <w:pPr>
+        <w:rPr>
+          <w:lang w:val="es-ES"/>
+        </w:rPr>
+      </w:pPr>
+      <w:r>
+        <w:rPr>
+          <w:lang w:val="es-ES"/>
+        </w:rPr>
+        <w:t xml:space="preserve">Regla de inferencia </w:t>
+      </w:r>
+      <w:proofErr w:type="spellStart"/>
+      <w:r>
+        <w:rPr>
+          <w:lang w:val="es-ES"/>
+        </w:rPr>
+        <w:t>conjI</w:t>
+      </w:r>
+      <w:proofErr w:type="spellEnd"/>
+      <w:r>
+        <w:rPr>
+          <w:lang w:val="es-ES"/>
+        </w:rPr>
+        <w:t xml:space="preserve">: el </w:t>
+      </w:r>
+      <w:proofErr w:type="spellStart"/>
+      <w:r>
+        <w:rPr>
+          <w:lang w:val="es-ES"/>
+        </w:rPr>
+        <w:t>termnio</w:t>
+      </w:r>
+      <w:proofErr w:type="spellEnd"/>
+      <w:r>
+        <w:rPr>
+          <w:lang w:val="es-ES"/>
+        </w:rPr>
+        <w:t xml:space="preserve"> que esta debajo es el </w:t>
+      </w:r>
+      <w:proofErr w:type="spellStart"/>
+      <w:r>
+        <w:rPr>
+          <w:lang w:val="es-ES"/>
+        </w:rPr>
+        <w:t>ttermino</w:t>
+      </w:r>
+      <w:proofErr w:type="spellEnd"/>
+      <w:r>
+        <w:rPr>
+          <w:lang w:val="es-ES"/>
+        </w:rPr>
+        <w:t xml:space="preserve"> que esta delante del arreglo</w:t>
+      </w:r>
+    </w:p>
+    <w:p>
+      <w:pPr>
+        <w:rPr>
+          <w:lang w:val="es-ES"/>
+        </w:rPr>
+      </w:pPr>
+      <w:r>
+        <w:rPr>
+          <w:lang w:val="es-ES"/>
+        </w:rPr>
+        <w:t xml:space="preserve">Imp: asume P y </w:t>
+      </w:r>
+      <w:proofErr w:type="spellStart"/>
+      <w:r>
+        <w:rPr>
+          <w:lang w:val="es-ES"/>
+        </w:rPr>
+        <w:t>ba</w:t>
+      </w:r>
+      <w:proofErr w:type="spellEnd"/>
+    </w:p>
+    <w:p>
+      <w:pPr>
+        <w:rPr>
+          <w:lang w:val="es-ES"/>
+        </w:rPr>
+      </w:pPr>
+      <w:proofErr w:type="spellStart"/>
+      <w:r>
+        <w:rPr>
+          <w:lang w:val="es-ES"/>
+        </w:rPr>
+        <w:t>allI</w:t>
+      </w:r>
+      <w:proofErr w:type="spellEnd"/>
+      <w:r>
+        <w:rPr>
+          <w:lang w:val="es-ES"/>
+        </w:rPr>
+        <w:t xml:space="preserve">: dado un x arbitrario pero fijo entonces se cumple </w:t>
+      </w:r>
+      <w:proofErr w:type="spellStart"/>
+      <w:r>
+        <w:rPr>
+          <w:lang w:val="es-ES"/>
+        </w:rPr>
+        <w:t>Px</w:t>
+      </w:r>
+      <w:proofErr w:type="spellEnd"/>
+      <w:r>
+        <w:rPr>
+          <w:lang w:val="es-ES"/>
+        </w:rPr>
+        <w:t xml:space="preserve">, entonces </w:t>
+      </w:r>
+      <w:proofErr w:type="spellStart"/>
+      <w:r>
+        <w:rPr>
+          <w:lang w:val="es-ES"/>
+        </w:rPr>
+        <w:t>Px</w:t>
+      </w:r>
+      <w:proofErr w:type="spellEnd"/>
+      <w:r>
+        <w:rPr>
+          <w:lang w:val="es-ES"/>
+        </w:rPr>
+        <w:t xml:space="preserve"> se cumple </w:t>
+      </w:r>
+      <w:proofErr w:type="spellStart"/>
+      <w:r>
+        <w:rPr>
+          <w:lang w:val="es-ES"/>
+        </w:rPr>
+        <w:t>paa</w:t>
+      </w:r>
+      <w:proofErr w:type="spellEnd"/>
+      <w:r>
+        <w:rPr>
+          <w:lang w:val="es-ES"/>
+        </w:rPr>
+        <w:t xml:space="preserve"> toda x</w:t>
+      </w:r>
+    </w:p>
+    <w:p>
+      <w:pPr>
+        <w:rPr>
+          <w:lang w:val="es-ES"/>
+        </w:rPr>
+      </w:pPr>
+      <w:r>
+        <w:rPr>
+          <w:lang w:val="es-ES"/>
+        </w:rPr>
+        <w:t xml:space="preserve">bajo el </w:t>
+      </w:r>
+      <w:proofErr w:type="spellStart"/>
+      <w:r>
+        <w:rPr>
+          <w:lang w:val="es-ES"/>
+        </w:rPr>
+        <w:t>supesto</w:t>
+      </w:r>
+      <w:proofErr w:type="spellEnd"/>
+      <w:r>
+        <w:rPr>
+          <w:lang w:val="es-ES"/>
+        </w:rPr>
+        <w:t xml:space="preserve"> P, se </w:t>
+      </w:r>
+      <w:proofErr w:type="spellStart"/>
+      <w:r>
+        <w:rPr>
+          <w:lang w:val="es-ES"/>
+        </w:rPr>
+        <w:t>conluye</w:t>
+      </w:r>
+      <w:proofErr w:type="spellEnd"/>
+      <w:r>
+        <w:rPr>
+          <w:lang w:val="es-ES"/>
+        </w:rPr>
+        <w:t xml:space="preserve"> que, </w:t>
+      </w:r>
+      <w:proofErr w:type="spellStart"/>
+      <w:r>
+        <w:rPr>
+          <w:lang w:val="es-ES"/>
+        </w:rPr>
+        <w:t>cuadno</w:t>
+      </w:r>
+      <w:proofErr w:type="spellEnd"/>
+      <w:r>
+        <w:rPr>
+          <w:lang w:val="es-ES"/>
+        </w:rPr>
+        <w:t xml:space="preserve"> los términos son booleanos son</w:t>
+      </w:r>
+    </w:p>
+    <w:p>
+      <w:pPr>
+        <w:rPr>
+          <w:lang w:val="es-ES"/>
+        </w:rPr>
+      </w:pPr>
+      <w:r>
+        <w:rPr>
+          <w:lang w:val="es-ES"/>
+        </w:rPr>
+        <w:drawing>
+          <wp:inline distT="0" distB="0" distL="0" distR="0" wp14:anchorId="714ECE10" wp14:editId="344B1053">
+            <wp:extent cx="3286125" cy="2705824"/>
+            <wp:effectExtent l="0" t="0" r="0" b="0"/>
+            <wp:docPr id="11" name="Imagen 11"/>
+            <wp:cNvGraphicFramePr>
+              <a:graphicFrameLocks xmlns:a="http://schemas.openxmlformats.org/drawingml/2006/main" noChangeAspect="1"/>
+            </wp:cNvGraphicFramePr>
+            <a:graphic xmlns:a="http://schemas.openxmlformats.org/drawingml/2006/main">
+              <a:graphicData uri="http://schemas.openxmlformats.org/drawingml/2006/picture">
+                <pic:pic xmlns:pic="http://schemas.openxmlformats.org/drawingml/2006/picture">
+                  <pic:nvPicPr>
+                    <pic:cNvPr id="1" name=""/>
+                    <pic:cNvPicPr/>
+                  </pic:nvPicPr>
+                  <pic:blipFill>
+                    <a:blip r:embed="rId15"/>
+                    <a:stretch>
+                      <a:fillRect/>
+                    </a:stretch>
+                  </pic:blipFill>
+                  <pic:spPr>
+                    <a:xfrm>
+                      <a:off x="0" y="0"/>
+                      <a:ext cx="3313111" cy="2728045"/>
+                    </a:xfrm>
+                    <a:prstGeom prst="rect">
+                      <a:avLst/>
+                    </a:prstGeom>
+                  </pic:spPr>
+                </pic:pic>
+              </a:graphicData>
+            </a:graphic>
+          </wp:inline>
+        </w:drawing>
+      </w:r>
+    </w:p>
+    <w:p>
+      <w:pPr>
+        <w:rPr>
+          <w:lang w:val="es-ES"/>
+        </w:rPr>
+      </w:pPr>
+      <w:r>
+        <w:rPr>
+          <w:lang w:val="es-ES"/>
+        </w:rPr>
+        <w:t xml:space="preserve">5 conectivos lógicos () y 2 cuantificadores (universal y </w:t>
+      </w:r>
+    </w:p>
+    <w:p>
+      <w:pPr>
+        <w:rPr>
+          <w:lang w:val="es-ES"/>
+        </w:rPr>
+      </w:pPr>
+      <w:r>
+        <w:rPr>
+          <w:lang w:val="es-ES"/>
+        </w:rPr>
+        <w:t xml:space="preserve">Unificación, sustituyendo las variables para que sea el </w:t>
+      </w:r>
+      <w:proofErr w:type="spellStart"/>
+      <w:r>
+        <w:rPr>
+          <w:lang w:val="es-ES"/>
+        </w:rPr>
+        <w:t>mimso</w:t>
+      </w:r>
+      <w:proofErr w:type="spellEnd"/>
+      <w:r>
+        <w:rPr>
+          <w:lang w:val="es-ES"/>
+        </w:rPr>
+        <w:t xml:space="preserve"> </w:t>
+      </w:r>
+      <w:proofErr w:type="spellStart"/>
+      <w:r>
+        <w:rPr>
+          <w:lang w:val="es-ES"/>
+        </w:rPr>
+        <w:t>terimni</w:t>
+      </w:r>
+      <w:proofErr w:type="spellEnd"/>
+    </w:p>
+    <w:p>
+      <w:pPr>
+        <w:rPr>
+          <w:lang w:val="es-ES"/>
+        </w:rPr>
+      </w:pPr>
+      <w:r>
+        <w:rPr>
+          <w:lang w:val="es-ES"/>
+        </w:rPr>
+        <w:drawing>
+          <wp:inline distT="0" distB="0" distL="0" distR="0" wp14:anchorId="04F51BEA" wp14:editId="13BBADA6">
+            <wp:extent cx="3086100" cy="2114650"/>
+            <wp:effectExtent l="0" t="0" r="0" b="0"/>
+            <wp:docPr id="12" name="Imagen 12"/>
+            <wp:cNvGraphicFramePr>
+              <a:graphicFrameLocks xmlns:a="http://schemas.openxmlformats.org/drawingml/2006/main" noChangeAspect="1"/>
+            </wp:cNvGraphicFramePr>
+            <a:graphic xmlns:a="http://schemas.openxmlformats.org/drawingml/2006/main">
+              <a:graphicData uri="http://schemas.openxmlformats.org/drawingml/2006/picture">
+                <pic:pic xmlns:pic="http://schemas.openxmlformats.org/drawingml/2006/picture">
+                  <pic:nvPicPr>
+                    <pic:cNvPr id="1" name=""/>
+                    <pic:cNvPicPr/>
+                  </pic:nvPicPr>
+                  <pic:blipFill>
+                    <a:blip r:embed="rId16"/>
+                    <a:stretch>
+                      <a:fillRect/>
+                    </a:stretch>
+                  </pic:blipFill>
+                  <pic:spPr>
+                    <a:xfrm>
+                      <a:off x="0" y="0"/>
+                      <a:ext cx="3104530" cy="2127279"/>
+                    </a:xfrm>
+                    <a:prstGeom prst="rect">
+                      <a:avLst/>
+                    </a:prstGeom>
+                  </pic:spPr>
+                </pic:pic>
+              </a:graphicData>
+            </a:graphic>
+          </wp:inline>
+        </w:drawing>
+      </w:r>
+    </w:p>
+    <w:p>
+      <w:pPr>
+        <w:rPr>
+          <w:lang w:val="es-ES"/>
+        </w:rPr>
+      </w:pPr>
+      <w:r>
+        <w:rPr>
+          <w:lang w:val="es-ES"/>
+        </w:rPr>
+        <w:t xml:space="preserve">Esas son las dos </w:t>
+      </w:r>
+      <w:proofErr w:type="spellStart"/>
+      <w:r>
+        <w:rPr>
+          <w:lang w:val="es-ES"/>
+        </w:rPr>
+        <w:t>sumnetas</w:t>
+      </w:r>
+      <w:proofErr w:type="spellEnd"/>
+      <w:r>
+        <w:rPr>
+          <w:lang w:val="es-ES"/>
+        </w:rPr>
+        <w:t xml:space="preserve"> por probar:</w:t>
+      </w:r>
+    </w:p>
+    <w:p>
+      <w:pPr>
+        <w:rPr>
+          <w:lang w:val="es-ES"/>
+        </w:rPr>
+      </w:pPr>
+      <w:r>
+        <w:rPr>
+          <w:lang w:val="es-ES"/>
+        </w:rPr>
+        <w:t>¿x</w:t>
+      </w:r>
+      <w:bookmarkStart w:id="0" w:name="_GoBack"/>
+      <w:bookmarkEnd w:id="0"/>
+    </w:p>
+    <w:p>
+      <w:pPr>
+        <w:rPr>
+          <w:lang w:val="es-ES"/>
+        </w:rPr>
+      </w:pPr>
+      <w:r>
+        <w:rPr>
+          <w:lang w:val="es-ES"/>
+        </w:rPr>
+        <w:t>¿x=</w:t>
+      </w:r>
+      <w:proofErr w:type="gramStart"/>
+      <w:r>
+        <w:rPr>
+          <w:lang w:val="es-ES"/>
+        </w:rPr>
+        <w:t>a  ¿</w:t>
+      </w:r>
+      <w:proofErr w:type="gramEnd"/>
+      <w:r>
+        <w:rPr>
+          <w:lang w:val="es-ES"/>
+        </w:rPr>
+        <w:t>x&lt;=</w:t>
+      </w:r>
+    </w:p>
+    <w:p>
+      <w:pPr>
+        <w:rPr>
+          <w:lang w:val="es-ES"/>
+        </w:rPr>
+      </w:pPr>
     </w:p>
     <w:sectPr>
       <w:pgSz w:w="12240" w:h="15840"/>
@@ -3241,9 +4676,9 @@
     </w:lvl>
   </w:abstractNum>
   <w:abstractNum w:abstractNumId="2" w15:restartNumberingAfterBreak="0">
-    <w:nsid w:val="7FF23562"/>
+    <w:nsid w:val="79EB0AC3"/>
     <w:multiLevelType w:val="hybridMultilevel"/>
-    <w:tmpl w:val="6E58C5D6"/>
+    <w:tmpl w:val="F3FA404A"/>
     <w:lvl w:ilvl="0" w:tplc="080A0001">
       <w:start w:val="1"/>
       <w:numFmt w:val="bullet"/>
@@ -3353,14 +4788,130 @@
       </w:rPr>
     </w:lvl>
   </w:abstractNum>
+  <w:abstractNum w:abstractNumId="3" w15:restartNumberingAfterBreak="0">
+    <w:nsid w:val="7FF23562"/>
+    <w:multiLevelType w:val="hybridMultilevel"/>
+    <w:tmpl w:val="6E58C5D6"/>
+    <w:lvl w:ilvl="0" w:tplc="080A0001">
+      <w:start w:val="1"/>
+      <w:numFmt w:val="bullet"/>
+      <w:lvlText w:val=""/>
+      <w:lvlJc w:val="left"/>
+      <w:pPr>
+        <w:ind w:left="720" w:hanging="360"/>
+      </w:pPr>
+      <w:rPr>
+        <w:rFonts w:ascii="Symbol" w:hAnsi="Symbol" w:hint="default"/>
+      </w:rPr>
+    </w:lvl>
+    <w:lvl w:ilvl="1" w:tplc="080A0003" w:tentative="1">
+      <w:start w:val="1"/>
+      <w:numFmt w:val="bullet"/>
+      <w:lvlText w:val="o"/>
+      <w:lvlJc w:val="left"/>
+      <w:pPr>
+        <w:ind w:left="1440" w:hanging="360"/>
+      </w:pPr>
+      <w:rPr>
+        <w:rFonts w:ascii="Courier New" w:hAnsi="Courier New" w:cs="Courier New" w:hint="default"/>
+      </w:rPr>
+    </w:lvl>
+    <w:lvl w:ilvl="2" w:tplc="080A0005" w:tentative="1">
+      <w:start w:val="1"/>
+      <w:numFmt w:val="bullet"/>
+      <w:lvlText w:val=""/>
+      <w:lvlJc w:val="left"/>
+      <w:pPr>
+        <w:ind w:left="2160" w:hanging="360"/>
+      </w:pPr>
+      <w:rPr>
+        <w:rFonts w:ascii="Wingdings" w:hAnsi="Wingdings" w:hint="default"/>
+      </w:rPr>
+    </w:lvl>
+    <w:lvl w:ilvl="3" w:tplc="080A0001" w:tentative="1">
+      <w:start w:val="1"/>
+      <w:numFmt w:val="bullet"/>
+      <w:lvlText w:val=""/>
+      <w:lvlJc w:val="left"/>
+      <w:pPr>
+        <w:ind w:left="2880" w:hanging="360"/>
+      </w:pPr>
+      <w:rPr>
+        <w:rFonts w:ascii="Symbol" w:hAnsi="Symbol" w:hint="default"/>
+      </w:rPr>
+    </w:lvl>
+    <w:lvl w:ilvl="4" w:tplc="080A0003" w:tentative="1">
+      <w:start w:val="1"/>
+      <w:numFmt w:val="bullet"/>
+      <w:lvlText w:val="o"/>
+      <w:lvlJc w:val="left"/>
+      <w:pPr>
+        <w:ind w:left="3600" w:hanging="360"/>
+      </w:pPr>
+      <w:rPr>
+        <w:rFonts w:ascii="Courier New" w:hAnsi="Courier New" w:cs="Courier New" w:hint="default"/>
+      </w:rPr>
+    </w:lvl>
+    <w:lvl w:ilvl="5" w:tplc="080A0005" w:tentative="1">
+      <w:start w:val="1"/>
+      <w:numFmt w:val="bullet"/>
+      <w:lvlText w:val=""/>
+      <w:lvlJc w:val="left"/>
+      <w:pPr>
+        <w:ind w:left="4320" w:hanging="360"/>
+      </w:pPr>
+      <w:rPr>
+        <w:rFonts w:ascii="Wingdings" w:hAnsi="Wingdings" w:hint="default"/>
+      </w:rPr>
+    </w:lvl>
+    <w:lvl w:ilvl="6" w:tplc="080A0001" w:tentative="1">
+      <w:start w:val="1"/>
+      <w:numFmt w:val="bullet"/>
+      <w:lvlText w:val=""/>
+      <w:lvlJc w:val="left"/>
+      <w:pPr>
+        <w:ind w:left="5040" w:hanging="360"/>
+      </w:pPr>
+      <w:rPr>
+        <w:rFonts w:ascii="Symbol" w:hAnsi="Symbol" w:hint="default"/>
+      </w:rPr>
+    </w:lvl>
+    <w:lvl w:ilvl="7" w:tplc="080A0003" w:tentative="1">
+      <w:start w:val="1"/>
+      <w:numFmt w:val="bullet"/>
+      <w:lvlText w:val="o"/>
+      <w:lvlJc w:val="left"/>
+      <w:pPr>
+        <w:ind w:left="5760" w:hanging="360"/>
+      </w:pPr>
+      <w:rPr>
+        <w:rFonts w:ascii="Courier New" w:hAnsi="Courier New" w:cs="Courier New" w:hint="default"/>
+      </w:rPr>
+    </w:lvl>
+    <w:lvl w:ilvl="8" w:tplc="080A0005" w:tentative="1">
+      <w:start w:val="1"/>
+      <w:numFmt w:val="bullet"/>
+      <w:lvlText w:val=""/>
+      <w:lvlJc w:val="left"/>
+      <w:pPr>
+        <w:ind w:left="6480" w:hanging="360"/>
+      </w:pPr>
+      <w:rPr>
+        <w:rFonts w:ascii="Wingdings" w:hAnsi="Wingdings" w:hint="default"/>
+      </w:rPr>
+    </w:lvl>
+  </w:abstractNum>
   <w:num w:numId="1">
     <w:abstractNumId w:val="1"/>
   </w:num>
   <w:num w:numId="2">
-    <w:abstractNumId w:val="2"/>
+    <w:abstractNumId w:val="3"/>
   </w:num>
   <w:num w:numId="3">
     <w:abstractNumId w:val="0"/>
+  </w:num>
+  <w:num w:numId="4">
+    <w:abstractNumId w:val="2"/>
   </w:num>
 </w:numbering>
 </file>
@@ -3763,6 +5314,28 @@
     <w:name w:val="Normal"/>
     <w:qFormat/>
   </w:style>
+  <w:style w:type="paragraph" w:styleId="Ttulo2">
+    <w:name w:val="heading 2"/>
+    <w:basedOn w:val="Normal"/>
+    <w:next w:val="Normal"/>
+    <w:link w:val="Ttulo2Car"/>
+    <w:uiPriority w:val="9"/>
+    <w:unhideWhenUsed/>
+    <w:qFormat/>
+    <w:rsid w:val="00484301"/>
+    <w:pPr>
+      <w:keepNext/>
+      <w:keepLines/>
+      <w:spacing w:before="40" w:after="0"/>
+      <w:outlineLvl w:val="1"/>
+    </w:pPr>
+    <w:rPr>
+      <w:rFonts w:asciiTheme="majorHAnsi" w:eastAsiaTheme="majorEastAsia" w:hAnsiTheme="majorHAnsi" w:cstheme="majorBidi"/>
+      <w:color w:val="2F5496" w:themeColor="accent1" w:themeShade="BF"/>
+      <w:sz w:val="26"/>
+      <w:szCs w:val="26"/>
+    </w:rPr>
+  </w:style>
   <w:style w:type="character" w:default="1" w:styleId="Fuentedeprrafopredeter">
     <w:name w:val="Default Paragraph Font"/>
     <w:uiPriority w:val="1"/>
@@ -3819,6 +5392,19 @@
         <w:insideV w:val="single" w:sz="4" w:space="0" w:color="auto"/>
       </w:tblBorders>
     </w:tblPr>
+  </w:style>
+  <w:style w:type="character" w:customStyle="1" w:styleId="Ttulo2Car">
+    <w:name w:val="Título 2 Car"/>
+    <w:basedOn w:val="Fuentedeprrafopredeter"/>
+    <w:link w:val="Ttulo2"/>
+    <w:uiPriority w:val="9"/>
+    <w:rsid w:val="00484301"/>
+    <w:rPr>
+      <w:rFonts w:asciiTheme="majorHAnsi" w:eastAsiaTheme="majorEastAsia" w:hAnsiTheme="majorHAnsi" w:cstheme="majorBidi"/>
+      <w:color w:val="2F5496" w:themeColor="accent1" w:themeShade="BF"/>
+      <w:sz w:val="26"/>
+      <w:szCs w:val="26"/>
+    </w:rPr>
   </w:style>
 </w:styles>
 </file>
